--- a/data/reports/files/주간에너지보고서_20260713-20260719.docx
+++ b/data/reports/files/주간에너지보고서_20260713-20260719.docx
@@ -45,7 +45,7 @@
           <w:sz w:val="18"/>
           <w:szCs w:val="18"/>
         </w:rPr>
-        <w:t xml:space="preserve">노원구 공공시설 56개소 · 작성일 2026-07-20 · 에너지 모니터링 시스템 자동 생성</w:t>
+        <w:t xml:space="preserve">노원구 공공시설 56개소 · 작성일 2026-07-29 · 에너지 모니터링 시스템 자동 생성</w:t>
       </w:r>
     </w:p>
     <w:p>
@@ -130,7 +130,7 @@
                 <w:sz w:val="18"/>
                 <w:szCs w:val="18"/>
               </w:rPr>
-              <w:t xml:space="preserve">253,965 kWh</w:t>
+              <w:t xml:space="preserve">254,017 kWh</w:t>
             </w:r>
           </w:p>
         </w:tc>
@@ -181,7 +181,7 @@
                 <w:sz w:val="18"/>
                 <w:szCs w:val="18"/>
               </w:rPr>
-              <w:t xml:space="preserve">115.33 tCO2</w:t>
+              <w:t xml:space="preserve">115.35 tCO2</w:t>
             </w:r>
           </w:p>
         </w:tc>
@@ -285,7 +285,7 @@
                 <w:sz w:val="18"/>
                 <w:szCs w:val="18"/>
               </w:rPr>
-              <w:t xml:space="preserve">▼ 0.8%</w:t>
+              <w:t xml:space="preserve">▼ 0.7%</w:t>
             </w:r>
           </w:p>
         </w:tc>
@@ -791,7 +791,7 @@
                 <w:sz w:val="18"/>
                 <w:szCs w:val="18"/>
               </w:rPr>
-              <w:t xml:space="preserve">46,915 kWh</w:t>
+              <w:t xml:space="preserve">46,967 kWh</w:t>
             </w:r>
           </w:p>
         </w:tc>
@@ -841,7 +841,7 @@
                 <w:sz w:val="18"/>
                 <w:szCs w:val="18"/>
               </w:rPr>
-              <w:t xml:space="preserve">▲ 17.2%</w:t>
+              <w:t xml:space="preserve">▲ 17.4%</w:t>
             </w:r>
           </w:p>
         </w:tc>
@@ -866,7 +866,7 @@
                 <w:sz w:val="18"/>
                 <w:szCs w:val="18"/>
               </w:rPr>
-              <w:t xml:space="preserve">31.3℃</w:t>
+              <w:t xml:space="preserve">31.7℃</w:t>
             </w:r>
           </w:p>
         </w:tc>
@@ -1018,7 +1018,7 @@
                 <w:sz w:val="18"/>
                 <w:szCs w:val="18"/>
               </w:rPr>
-              <w:t xml:space="preserve">-</w:t>
+              <w:t xml:space="preserve">28.0℃</w:t>
             </w:r>
           </w:p>
         </w:tc>
@@ -1043,7 +1043,7 @@
                 <w:sz w:val="18"/>
                 <w:szCs w:val="18"/>
               </w:rPr>
-              <w:t xml:space="preserve">-</w:t>
+              <w:t xml:space="preserve">23.3℃</w:t>
             </w:r>
           </w:p>
         </w:tc>
@@ -1170,7 +1170,7 @@
                 <w:sz w:val="18"/>
                 <w:szCs w:val="18"/>
               </w:rPr>
-              <w:t xml:space="preserve">-</w:t>
+              <w:t xml:space="preserve">29.2℃</w:t>
             </w:r>
           </w:p>
         </w:tc>
@@ -1195,7 +1195,7 @@
                 <w:sz w:val="18"/>
                 <w:szCs w:val="18"/>
               </w:rPr>
-              <w:t xml:space="preserve">-</w:t>
+              <w:t xml:space="preserve">21.9℃</w:t>
             </w:r>
           </w:p>
         </w:tc>
@@ -1322,7 +1322,7 @@
                 <w:sz w:val="18"/>
                 <w:szCs w:val="18"/>
               </w:rPr>
-              <w:t xml:space="preserve">-</w:t>
+              <w:t xml:space="preserve">28.3℃</w:t>
             </w:r>
           </w:p>
         </w:tc>
@@ -1347,7 +1347,7 @@
                 <w:sz w:val="18"/>
                 <w:szCs w:val="18"/>
               </w:rPr>
-              <w:t xml:space="preserve">-</w:t>
+              <w:t xml:space="preserve">21.8℃</w:t>
             </w:r>
           </w:p>
         </w:tc>
@@ -1474,7 +1474,7 @@
                 <w:sz w:val="18"/>
                 <w:szCs w:val="18"/>
               </w:rPr>
-              <w:t xml:space="preserve">-</w:t>
+              <w:t xml:space="preserve">26.5℃</w:t>
             </w:r>
           </w:p>
         </w:tc>
@@ -1499,7 +1499,7 @@
                 <w:sz w:val="18"/>
                 <w:szCs w:val="18"/>
               </w:rPr>
-              <w:t xml:space="preserve">-</w:t>
+              <w:t xml:space="preserve">20.3℃</w:t>
             </w:r>
           </w:p>
         </w:tc>
@@ -1626,7 +1626,7 @@
                 <w:sz w:val="18"/>
                 <w:szCs w:val="18"/>
               </w:rPr>
-              <w:t xml:space="preserve">-</w:t>
+              <w:t xml:space="preserve">28.6℃</w:t>
             </w:r>
           </w:p>
         </w:tc>
@@ -1651,7 +1651,7 @@
                 <w:sz w:val="18"/>
                 <w:szCs w:val="18"/>
               </w:rPr>
-              <w:t xml:space="preserve">-</w:t>
+              <w:t xml:space="preserve">22.5℃</w:t>
             </w:r>
           </w:p>
         </w:tc>
@@ -1899,7 +1899,7 @@
                 <w:sz w:val="18"/>
                 <w:szCs w:val="18"/>
               </w:rPr>
-              <w:t xml:space="preserve">114,963 kWh</w:t>
+              <w:t xml:space="preserve">114,981 kWh</w:t>
             </w:r>
           </w:p>
         </w:tc>
@@ -1924,7 +1924,7 @@
                 <w:sz w:val="18"/>
                 <w:szCs w:val="18"/>
               </w:rPr>
-              <w:t xml:space="preserve">52.20 tCO2</w:t>
+              <w:t xml:space="preserve">52.21 tCO2</w:t>
             </w:r>
           </w:p>
         </w:tc>
@@ -2153,7 +2153,7 @@
                 <w:sz w:val="18"/>
                 <w:szCs w:val="18"/>
               </w:rPr>
-              <w:t xml:space="preserve">23,065 kWh</w:t>
+              <w:t xml:space="preserve">23,098 kWh</w:t>
             </w:r>
           </w:p>
         </w:tc>
@@ -2178,7 +2178,7 @@
                 <w:sz w:val="18"/>
                 <w:szCs w:val="18"/>
               </w:rPr>
-              <w:t xml:space="preserve">10.47 tCO2</w:t>
+              <w:t xml:space="preserve">10.49 tCO2</w:t>
             </w:r>
           </w:p>
         </w:tc>
@@ -2203,7 +2203,7 @@
                 <w:sz w:val="18"/>
                 <w:szCs w:val="18"/>
               </w:rPr>
-              <w:t xml:space="preserve">▼ 20.7%</w:t>
+              <w:t xml:space="preserve">▼ 20.6%</w:t>
             </w:r>
           </w:p>
         </w:tc>
@@ -4948,7 +4948,7 @@
                 <w:sz w:val="18"/>
                 <w:szCs w:val="18"/>
               </w:rPr>
-              <w:t xml:space="preserve">6,182 kWh</w:t>
+              <w:t xml:space="preserve">6,200 kWh</w:t>
             </w:r>
           </w:p>
         </w:tc>
@@ -4998,7 +4998,7 @@
                 <w:sz w:val="18"/>
                 <w:szCs w:val="18"/>
               </w:rPr>
-              <w:t xml:space="preserve">2.29</w:t>
+              <w:t xml:space="preserve">2.30</w:t>
             </w:r>
           </w:p>
         </w:tc>
@@ -5023,7 +5023,7 @@
                 <w:sz w:val="18"/>
                 <w:szCs w:val="18"/>
               </w:rPr>
-              <w:t xml:space="preserve">▲ 0.9%</w:t>
+              <w:t xml:space="preserve">▲ 1.2%</w:t>
             </w:r>
           </w:p>
         </w:tc>
@@ -5656,7 +5656,7 @@
                 <w:sz w:val="18"/>
                 <w:szCs w:val="18"/>
               </w:rPr>
-              <w:t xml:space="preserve">8,341 kWh</w:t>
+              <w:t xml:space="preserve">8,374 kWh</w:t>
             </w:r>
           </w:p>
         </w:tc>
@@ -5731,7 +5731,7 @@
                 <w:sz w:val="18"/>
                 <w:szCs w:val="18"/>
               </w:rPr>
-              <w:t xml:space="preserve">▼ 9.8%</w:t>
+              <w:t xml:space="preserve">▼ 9.4%</w:t>
             </w:r>
           </w:p>
         </w:tc>
@@ -22090,7 +22090,7 @@
                 <w:sz w:val="18"/>
                 <w:szCs w:val="18"/>
               </w:rPr>
-              <w:t xml:space="preserve">8,341 kWh</w:t>
+              <w:t xml:space="preserve">8,374 kWh</w:t>
             </w:r>
           </w:p>
         </w:tc>
@@ -22115,7 +22115,7 @@
                 <w:sz w:val="18"/>
                 <w:szCs w:val="18"/>
               </w:rPr>
-              <w:t xml:space="preserve">▼ 9.8%</w:t>
+              <w:t xml:space="preserve">▼ 9.4%</w:t>
             </w:r>
           </w:p>
         </w:tc>
@@ -22769,7 +22769,1755 @@
           <w:sz w:val="24"/>
           <w:szCs w:val="24"/>
         </w:rPr>
-        <w:t xml:space="preserve">7. 유의사항</w:t>
+        <w:t xml:space="preserve">7. 실증연구건물 비교</w:t>
+      </w:r>
+    </w:p>
+    <w:p>
+      <w:pPr>
+        <w:spacing w:after="60" w:before="60"/>
+      </w:pPr>
+      <w:r>
+        <w:rPr>
+          <w:color w:val="666666"/>
+          <w:sz w:val="18"/>
+          <w:szCs w:val="18"/>
+        </w:rPr>
+        <w:t xml:space="preserve">실증연구건물 개별 사용량과, 나머지 시설의 유형별 평균 사용량(실증연구건물 제외)을 비교합니다.</w:t>
+      </w:r>
+    </w:p>
+    <w:tbl>
+      <w:tblPr>
+        <w:tblW w:type="dxa" w:w="9000"/>
+        <w:tblBorders>
+          <w:top w:val="single" w:color="auto" w:sz="4"/>
+          <w:left w:val="single" w:color="auto" w:sz="4"/>
+          <w:bottom w:val="single" w:color="auto" w:sz="4"/>
+          <w:right w:val="single" w:color="auto" w:sz="4"/>
+          <w:insideH w:val="single" w:color="auto" w:sz="4"/>
+          <w:insideV w:val="single" w:color="auto" w:sz="4"/>
+        </w:tblBorders>
+      </w:tblPr>
+      <w:tblGrid>
+        <w:gridCol w:w="3300"/>
+        <w:gridCol w:w="2100"/>
+        <w:gridCol w:w="2100"/>
+        <w:gridCol w:w="1500"/>
+      </w:tblGrid>
+      <w:tr>
+        <w:trPr>
+          <w:tblHeader/>
+        </w:trPr>
+        <w:tc>
+          <w:tcPr>
+            <w:tcW w:type="dxa" w:w="3300"/>
+            <w:shd w:fill="E8EEF7" w:val="clear"/>
+            <w:tcMar>
+              <w:top w:type="dxa" w:w="60"/>
+              <w:left w:type="dxa" w:w="100"/>
+              <w:bottom w:type="dxa" w:w="60"/>
+              <w:right w:type="dxa" w:w="100"/>
+            </w:tcMar>
+          </w:tcPr>
+          <w:p>
+            <w:pPr>
+              <w:jc w:val="center"/>
+            </w:pPr>
+            <w:r>
+              <w:rPr>
+                <w:b/>
+                <w:bCs/>
+                <w:sz w:val="18"/>
+                <w:szCs w:val="18"/>
+              </w:rPr>
+              <w:t xml:space="preserve">시설명</w:t>
+            </w:r>
+          </w:p>
+        </w:tc>
+        <w:tc>
+          <w:tcPr>
+            <w:tcW w:type="dxa" w:w="2100"/>
+            <w:shd w:fill="E8EEF7" w:val="clear"/>
+            <w:tcMar>
+              <w:top w:type="dxa" w:w="60"/>
+              <w:left w:type="dxa" w:w="100"/>
+              <w:bottom w:type="dxa" w:w="60"/>
+              <w:right w:type="dxa" w:w="100"/>
+            </w:tcMar>
+          </w:tcPr>
+          <w:p>
+            <w:pPr>
+              <w:jc w:val="center"/>
+            </w:pPr>
+            <w:r>
+              <w:rPr>
+                <w:b/>
+                <w:bCs/>
+                <w:sz w:val="18"/>
+                <w:szCs w:val="18"/>
+              </w:rPr>
+              <w:t xml:space="preserve">주간 사용량</w:t>
+            </w:r>
+          </w:p>
+        </w:tc>
+        <w:tc>
+          <w:tcPr>
+            <w:tcW w:type="dxa" w:w="2100"/>
+            <w:shd w:fill="E8EEF7" w:val="clear"/>
+            <w:tcMar>
+              <w:top w:type="dxa" w:w="60"/>
+              <w:left w:type="dxa" w:w="100"/>
+              <w:bottom w:type="dxa" w:w="60"/>
+              <w:right w:type="dxa" w:w="100"/>
+            </w:tcMar>
+          </w:tcPr>
+          <w:p>
+            <w:pPr>
+              <w:jc w:val="center"/>
+            </w:pPr>
+            <w:r>
+              <w:rPr>
+                <w:b/>
+                <w:bCs/>
+                <w:sz w:val="18"/>
+                <w:szCs w:val="18"/>
+              </w:rPr>
+              <w:t xml:space="preserve">작년 동주간</w:t>
+            </w:r>
+          </w:p>
+        </w:tc>
+        <w:tc>
+          <w:tcPr>
+            <w:tcW w:type="dxa" w:w="1500"/>
+            <w:shd w:fill="E8EEF7" w:val="clear"/>
+            <w:tcMar>
+              <w:top w:type="dxa" w:w="60"/>
+              <w:left w:type="dxa" w:w="100"/>
+              <w:bottom w:type="dxa" w:w="60"/>
+              <w:right w:type="dxa" w:w="100"/>
+            </w:tcMar>
+          </w:tcPr>
+          <w:p>
+            <w:pPr>
+              <w:jc w:val="center"/>
+            </w:pPr>
+            <w:r>
+              <w:rPr>
+                <w:b/>
+                <w:bCs/>
+                <w:sz w:val="18"/>
+                <w:szCs w:val="18"/>
+              </w:rPr>
+              <w:t xml:space="preserve">전년 대비</w:t>
+            </w:r>
+          </w:p>
+        </w:tc>
+      </w:tr>
+      <w:tr>
+        <w:tc>
+          <w:tcPr>
+            <w:tcW w:type="dxa" w:w="3300"/>
+            <w:tcMar>
+              <w:top w:type="dxa" w:w="60"/>
+              <w:left w:type="dxa" w:w="100"/>
+              <w:bottom w:type="dxa" w:w="60"/>
+              <w:right w:type="dxa" w:w="100"/>
+            </w:tcMar>
+          </w:tcPr>
+          <w:p>
+            <w:pPr>
+              <w:jc w:val="left"/>
+            </w:pPr>
+            <w:r>
+              <w:rPr>
+                <w:b w:val="false"/>
+                <w:bCs w:val="false"/>
+                <w:sz w:val="18"/>
+                <w:szCs w:val="18"/>
+              </w:rPr>
+              <w:t xml:space="preserve">노원구청사</w:t>
+            </w:r>
+          </w:p>
+        </w:tc>
+        <w:tc>
+          <w:tcPr>
+            <w:tcW w:type="dxa" w:w="2100"/>
+            <w:tcMar>
+              <w:top w:type="dxa" w:w="60"/>
+              <w:left w:type="dxa" w:w="100"/>
+              <w:bottom w:type="dxa" w:w="60"/>
+              <w:right w:type="dxa" w:w="100"/>
+            </w:tcMar>
+          </w:tcPr>
+          <w:p>
+            <w:pPr>
+              <w:jc w:val="center"/>
+            </w:pPr>
+            <w:r>
+              <w:rPr>
+                <w:b w:val="false"/>
+                <w:bCs w:val="false"/>
+                <w:sz w:val="18"/>
+                <w:szCs w:val="18"/>
+              </w:rPr>
+              <w:t xml:space="preserve">85,400 kWh</w:t>
+            </w:r>
+          </w:p>
+        </w:tc>
+        <w:tc>
+          <w:tcPr>
+            <w:tcW w:type="dxa" w:w="2100"/>
+            <w:tcMar>
+              <w:top w:type="dxa" w:w="60"/>
+              <w:left w:type="dxa" w:w="100"/>
+              <w:bottom w:type="dxa" w:w="60"/>
+              <w:right w:type="dxa" w:w="100"/>
+            </w:tcMar>
+          </w:tcPr>
+          <w:p>
+            <w:pPr>
+              <w:jc w:val="center"/>
+            </w:pPr>
+            <w:r>
+              <w:rPr>
+                <w:b w:val="false"/>
+                <w:bCs w:val="false"/>
+                <w:sz w:val="18"/>
+                <w:szCs w:val="18"/>
+              </w:rPr>
+              <w:t xml:space="preserve">85,081 kWh</w:t>
+            </w:r>
+          </w:p>
+        </w:tc>
+        <w:tc>
+          <w:tcPr>
+            <w:tcW w:type="dxa" w:w="1500"/>
+            <w:tcMar>
+              <w:top w:type="dxa" w:w="60"/>
+              <w:left w:type="dxa" w:w="100"/>
+              <w:bottom w:type="dxa" w:w="60"/>
+              <w:right w:type="dxa" w:w="100"/>
+            </w:tcMar>
+          </w:tcPr>
+          <w:p>
+            <w:pPr>
+              <w:jc w:val="center"/>
+            </w:pPr>
+            <w:r>
+              <w:rPr>
+                <w:b w:val="false"/>
+                <w:bCs w:val="false"/>
+                <w:sz w:val="18"/>
+                <w:szCs w:val="18"/>
+              </w:rPr>
+              <w:t xml:space="preserve">▲ 0.4%</w:t>
+            </w:r>
+          </w:p>
+        </w:tc>
+      </w:tr>
+      <w:tr>
+        <w:tc>
+          <w:tcPr>
+            <w:tcW w:type="dxa" w:w="3300"/>
+            <w:tcMar>
+              <w:top w:type="dxa" w:w="60"/>
+              <w:left w:type="dxa" w:w="100"/>
+              <w:bottom w:type="dxa" w:w="60"/>
+              <w:right w:type="dxa" w:w="100"/>
+            </w:tcMar>
+          </w:tcPr>
+          <w:p>
+            <w:pPr>
+              <w:jc w:val="left"/>
+            </w:pPr>
+            <w:r>
+              <w:rPr>
+                <w:b w:val="false"/>
+                <w:bCs w:val="false"/>
+                <w:sz w:val="18"/>
+                <w:szCs w:val="18"/>
+              </w:rPr>
+              <w:t xml:space="preserve">상계1동 주민센터</w:t>
+            </w:r>
+          </w:p>
+        </w:tc>
+        <w:tc>
+          <w:tcPr>
+            <w:tcW w:type="dxa" w:w="2100"/>
+            <w:tcMar>
+              <w:top w:type="dxa" w:w="60"/>
+              <w:left w:type="dxa" w:w="100"/>
+              <w:bottom w:type="dxa" w:w="60"/>
+              <w:right w:type="dxa" w:w="100"/>
+            </w:tcMar>
+          </w:tcPr>
+          <w:p>
+            <w:pPr>
+              <w:jc w:val="center"/>
+            </w:pPr>
+            <w:r>
+              <w:rPr>
+                <w:b w:val="false"/>
+                <w:bCs w:val="false"/>
+                <w:sz w:val="18"/>
+                <w:szCs w:val="18"/>
+              </w:rPr>
+              <w:t xml:space="preserve">2,473 kWh</w:t>
+            </w:r>
+          </w:p>
+        </w:tc>
+        <w:tc>
+          <w:tcPr>
+            <w:tcW w:type="dxa" w:w="2100"/>
+            <w:tcMar>
+              <w:top w:type="dxa" w:w="60"/>
+              <w:left w:type="dxa" w:w="100"/>
+              <w:bottom w:type="dxa" w:w="60"/>
+              <w:right w:type="dxa" w:w="100"/>
+            </w:tcMar>
+          </w:tcPr>
+          <w:p>
+            <w:pPr>
+              <w:jc w:val="center"/>
+            </w:pPr>
+            <w:r>
+              <w:rPr>
+                <w:b w:val="false"/>
+                <w:bCs w:val="false"/>
+                <w:sz w:val="18"/>
+                <w:szCs w:val="18"/>
+              </w:rPr>
+              <w:t xml:space="preserve">2,664 kWh</w:t>
+            </w:r>
+          </w:p>
+        </w:tc>
+        <w:tc>
+          <w:tcPr>
+            <w:tcW w:type="dxa" w:w="1500"/>
+            <w:tcMar>
+              <w:top w:type="dxa" w:w="60"/>
+              <w:left w:type="dxa" w:w="100"/>
+              <w:bottom w:type="dxa" w:w="60"/>
+              <w:right w:type="dxa" w:w="100"/>
+            </w:tcMar>
+          </w:tcPr>
+          <w:p>
+            <w:pPr>
+              <w:jc w:val="center"/>
+            </w:pPr>
+            <w:r>
+              <w:rPr>
+                <w:b w:val="false"/>
+                <w:bCs w:val="false"/>
+                <w:sz w:val="18"/>
+                <w:szCs w:val="18"/>
+              </w:rPr>
+              <w:t xml:space="preserve">▼ 7.2%</w:t>
+            </w:r>
+          </w:p>
+        </w:tc>
+      </w:tr>
+      <w:tr>
+        <w:tc>
+          <w:tcPr>
+            <w:tcW w:type="dxa" w:w="3300"/>
+            <w:tcMar>
+              <w:top w:type="dxa" w:w="60"/>
+              <w:left w:type="dxa" w:w="100"/>
+              <w:bottom w:type="dxa" w:w="60"/>
+              <w:right w:type="dxa" w:w="100"/>
+            </w:tcMar>
+          </w:tcPr>
+          <w:p>
+            <w:pPr>
+              <w:jc w:val="left"/>
+            </w:pPr>
+            <w:r>
+              <w:rPr>
+                <w:b w:val="false"/>
+                <w:bCs w:val="false"/>
+                <w:sz w:val="18"/>
+                <w:szCs w:val="18"/>
+              </w:rPr>
+              <w:t xml:space="preserve">구립하계실버센터</w:t>
+            </w:r>
+          </w:p>
+        </w:tc>
+        <w:tc>
+          <w:tcPr>
+            <w:tcW w:type="dxa" w:w="2100"/>
+            <w:tcMar>
+              <w:top w:type="dxa" w:w="60"/>
+              <w:left w:type="dxa" w:w="100"/>
+              <w:bottom w:type="dxa" w:w="60"/>
+              <w:right w:type="dxa" w:w="100"/>
+            </w:tcMar>
+          </w:tcPr>
+          <w:p>
+            <w:pPr>
+              <w:jc w:val="center"/>
+            </w:pPr>
+            <w:r>
+              <w:rPr>
+                <w:b w:val="false"/>
+                <w:bCs w:val="false"/>
+                <w:sz w:val="18"/>
+                <w:szCs w:val="18"/>
+              </w:rPr>
+              <w:t xml:space="preserve">6,713 kWh</w:t>
+            </w:r>
+          </w:p>
+        </w:tc>
+        <w:tc>
+          <w:tcPr>
+            <w:tcW w:type="dxa" w:w="2100"/>
+            <w:tcMar>
+              <w:top w:type="dxa" w:w="60"/>
+              <w:left w:type="dxa" w:w="100"/>
+              <w:bottom w:type="dxa" w:w="60"/>
+              <w:right w:type="dxa" w:w="100"/>
+            </w:tcMar>
+          </w:tcPr>
+          <w:p>
+            <w:pPr>
+              <w:jc w:val="center"/>
+            </w:pPr>
+            <w:r>
+              <w:rPr>
+                <w:b w:val="false"/>
+                <w:bCs w:val="false"/>
+                <w:sz w:val="18"/>
+                <w:szCs w:val="18"/>
+              </w:rPr>
+              <w:t xml:space="preserve">5,922 kWh</w:t>
+            </w:r>
+          </w:p>
+        </w:tc>
+        <w:tc>
+          <w:tcPr>
+            <w:tcW w:type="dxa" w:w="1500"/>
+            <w:tcMar>
+              <w:top w:type="dxa" w:w="60"/>
+              <w:left w:type="dxa" w:w="100"/>
+              <w:bottom w:type="dxa" w:w="60"/>
+              <w:right w:type="dxa" w:w="100"/>
+            </w:tcMar>
+          </w:tcPr>
+          <w:p>
+            <w:pPr>
+              <w:jc w:val="center"/>
+            </w:pPr>
+            <w:r>
+              <w:rPr>
+                <w:b w:val="false"/>
+                <w:bCs w:val="false"/>
+                <w:sz w:val="18"/>
+                <w:szCs w:val="18"/>
+              </w:rPr>
+              <w:t xml:space="preserve">▲ 13.4%</w:t>
+            </w:r>
+          </w:p>
+        </w:tc>
+      </w:tr>
+      <w:tr>
+        <w:tc>
+          <w:tcPr>
+            <w:tcW w:type="dxa" w:w="3300"/>
+            <w:tcMar>
+              <w:top w:type="dxa" w:w="60"/>
+              <w:left w:type="dxa" w:w="100"/>
+              <w:bottom w:type="dxa" w:w="60"/>
+              <w:right w:type="dxa" w:w="100"/>
+            </w:tcMar>
+          </w:tcPr>
+          <w:p>
+            <w:pPr>
+              <w:jc w:val="left"/>
+            </w:pPr>
+            <w:r>
+              <w:rPr>
+                <w:b w:val="false"/>
+                <w:bCs w:val="false"/>
+                <w:sz w:val="18"/>
+                <w:szCs w:val="18"/>
+              </w:rPr>
+              <w:t xml:space="preserve">수락행복발전소</w:t>
+            </w:r>
+          </w:p>
+        </w:tc>
+        <w:tc>
+          <w:tcPr>
+            <w:tcW w:type="dxa" w:w="2100"/>
+            <w:tcMar>
+              <w:top w:type="dxa" w:w="60"/>
+              <w:left w:type="dxa" w:w="100"/>
+              <w:bottom w:type="dxa" w:w="60"/>
+              <w:right w:type="dxa" w:w="100"/>
+            </w:tcMar>
+          </w:tcPr>
+          <w:p>
+            <w:pPr>
+              <w:jc w:val="center"/>
+            </w:pPr>
+            <w:r>
+              <w:rPr>
+                <w:b w:val="false"/>
+                <w:bCs w:val="false"/>
+                <w:sz w:val="18"/>
+                <w:szCs w:val="18"/>
+              </w:rPr>
+              <w:t xml:space="preserve">731 kWh</w:t>
+            </w:r>
+          </w:p>
+        </w:tc>
+        <w:tc>
+          <w:tcPr>
+            <w:tcW w:type="dxa" w:w="2100"/>
+            <w:tcMar>
+              <w:top w:type="dxa" w:w="60"/>
+              <w:left w:type="dxa" w:w="100"/>
+              <w:bottom w:type="dxa" w:w="60"/>
+              <w:right w:type="dxa" w:w="100"/>
+            </w:tcMar>
+          </w:tcPr>
+          <w:p>
+            <w:pPr>
+              <w:jc w:val="center"/>
+            </w:pPr>
+            <w:r>
+              <w:rPr>
+                <w:b w:val="false"/>
+                <w:bCs w:val="false"/>
+                <w:sz w:val="18"/>
+                <w:szCs w:val="18"/>
+              </w:rPr>
+              <w:t xml:space="preserve">795 kWh</w:t>
+            </w:r>
+          </w:p>
+        </w:tc>
+        <w:tc>
+          <w:tcPr>
+            <w:tcW w:type="dxa" w:w="1500"/>
+            <w:tcMar>
+              <w:top w:type="dxa" w:w="60"/>
+              <w:left w:type="dxa" w:w="100"/>
+              <w:bottom w:type="dxa" w:w="60"/>
+              <w:right w:type="dxa" w:w="100"/>
+            </w:tcMar>
+          </w:tcPr>
+          <w:p>
+            <w:pPr>
+              <w:jc w:val="center"/>
+            </w:pPr>
+            <w:r>
+              <w:rPr>
+                <w:b w:val="false"/>
+                <w:bCs w:val="false"/>
+                <w:sz w:val="18"/>
+                <w:szCs w:val="18"/>
+              </w:rPr>
+              <w:t xml:space="preserve">▼ 8.0%</w:t>
+            </w:r>
+          </w:p>
+        </w:tc>
+      </w:tr>
+    </w:tbl>
+    <w:p>
+      <w:pPr>
+        <w:spacing w:after="60" w:before="200"/>
+      </w:pPr>
+      <w:r>
+        <w:rPr>
+          <w:sz w:val="20"/>
+          <w:szCs w:val="20"/>
+        </w:rPr>
+        <w:t xml:space="preserve">나머지 시설 유형별 평균 (실증연구건물 제외)</w:t>
+      </w:r>
+    </w:p>
+    <w:tbl>
+      <w:tblPr>
+        <w:tblW w:type="dxa" w:w="9000"/>
+        <w:tblBorders>
+          <w:top w:val="single" w:color="auto" w:sz="4"/>
+          <w:left w:val="single" w:color="auto" w:sz="4"/>
+          <w:bottom w:val="single" w:color="auto" w:sz="4"/>
+          <w:right w:val="single" w:color="auto" w:sz="4"/>
+          <w:insideH w:val="single" w:color="auto" w:sz="4"/>
+          <w:insideV w:val="single" w:color="auto" w:sz="4"/>
+        </w:tblBorders>
+      </w:tblPr>
+      <w:tblGrid>
+        <w:gridCol w:w="2200"/>
+        <w:gridCol w:w="1300"/>
+        <w:gridCol w:w="2000"/>
+        <w:gridCol w:w="2000"/>
+        <w:gridCol w:w="1500"/>
+      </w:tblGrid>
+      <w:tr>
+        <w:trPr>
+          <w:tblHeader/>
+        </w:trPr>
+        <w:tc>
+          <w:tcPr>
+            <w:tcW w:type="dxa" w:w="2200"/>
+            <w:shd w:fill="E8EEF7" w:val="clear"/>
+            <w:tcMar>
+              <w:top w:type="dxa" w:w="60"/>
+              <w:left w:type="dxa" w:w="100"/>
+              <w:bottom w:type="dxa" w:w="60"/>
+              <w:right w:type="dxa" w:w="100"/>
+            </w:tcMar>
+          </w:tcPr>
+          <w:p>
+            <w:pPr>
+              <w:jc w:val="center"/>
+            </w:pPr>
+            <w:r>
+              <w:rPr>
+                <w:b/>
+                <w:bCs/>
+                <w:sz w:val="18"/>
+                <w:szCs w:val="18"/>
+              </w:rPr>
+              <w:t xml:space="preserve">유형</w:t>
+            </w:r>
+          </w:p>
+        </w:tc>
+        <w:tc>
+          <w:tcPr>
+            <w:tcW w:type="dxa" w:w="1300"/>
+            <w:shd w:fill="E8EEF7" w:val="clear"/>
+            <w:tcMar>
+              <w:top w:type="dxa" w:w="60"/>
+              <w:left w:type="dxa" w:w="100"/>
+              <w:bottom w:type="dxa" w:w="60"/>
+              <w:right w:type="dxa" w:w="100"/>
+            </w:tcMar>
+          </w:tcPr>
+          <w:p>
+            <w:pPr>
+              <w:jc w:val="center"/>
+            </w:pPr>
+            <w:r>
+              <w:rPr>
+                <w:b/>
+                <w:bCs/>
+                <w:sz w:val="18"/>
+                <w:szCs w:val="18"/>
+              </w:rPr>
+              <w:t xml:space="preserve">개소 수</w:t>
+            </w:r>
+          </w:p>
+        </w:tc>
+        <w:tc>
+          <w:tcPr>
+            <w:tcW w:type="dxa" w:w="2000"/>
+            <w:shd w:fill="E8EEF7" w:val="clear"/>
+            <w:tcMar>
+              <w:top w:type="dxa" w:w="60"/>
+              <w:left w:type="dxa" w:w="100"/>
+              <w:bottom w:type="dxa" w:w="60"/>
+              <w:right w:type="dxa" w:w="100"/>
+            </w:tcMar>
+          </w:tcPr>
+          <w:p>
+            <w:pPr>
+              <w:jc w:val="center"/>
+            </w:pPr>
+            <w:r>
+              <w:rPr>
+                <w:b/>
+                <w:bCs/>
+                <w:sz w:val="18"/>
+                <w:szCs w:val="18"/>
+              </w:rPr>
+              <w:t xml:space="preserve">평균 사용량</w:t>
+            </w:r>
+          </w:p>
+        </w:tc>
+        <w:tc>
+          <w:tcPr>
+            <w:tcW w:type="dxa" w:w="2000"/>
+            <w:shd w:fill="E8EEF7" w:val="clear"/>
+            <w:tcMar>
+              <w:top w:type="dxa" w:w="60"/>
+              <w:left w:type="dxa" w:w="100"/>
+              <w:bottom w:type="dxa" w:w="60"/>
+              <w:right w:type="dxa" w:w="100"/>
+            </w:tcMar>
+          </w:tcPr>
+          <w:p>
+            <w:pPr>
+              <w:jc w:val="center"/>
+            </w:pPr>
+            <w:r>
+              <w:rPr>
+                <w:b/>
+                <w:bCs/>
+                <w:sz w:val="18"/>
+                <w:szCs w:val="18"/>
+              </w:rPr>
+              <w:t xml:space="preserve">작년 평균</w:t>
+            </w:r>
+          </w:p>
+        </w:tc>
+        <w:tc>
+          <w:tcPr>
+            <w:tcW w:type="dxa" w:w="1500"/>
+            <w:shd w:fill="E8EEF7" w:val="clear"/>
+            <w:tcMar>
+              <w:top w:type="dxa" w:w="60"/>
+              <w:left w:type="dxa" w:w="100"/>
+              <w:bottom w:type="dxa" w:w="60"/>
+              <w:right w:type="dxa" w:w="100"/>
+            </w:tcMar>
+          </w:tcPr>
+          <w:p>
+            <w:pPr>
+              <w:jc w:val="center"/>
+            </w:pPr>
+            <w:r>
+              <w:rPr>
+                <w:b/>
+                <w:bCs/>
+                <w:sz w:val="18"/>
+                <w:szCs w:val="18"/>
+              </w:rPr>
+              <w:t xml:space="preserve">전년 대비</w:t>
+            </w:r>
+          </w:p>
+        </w:tc>
+      </w:tr>
+      <w:tr>
+        <w:tc>
+          <w:tcPr>
+            <w:tcW w:type="dxa" w:w="2200"/>
+            <w:tcMar>
+              <w:top w:type="dxa" w:w="60"/>
+              <w:left w:type="dxa" w:w="100"/>
+              <w:bottom w:type="dxa" w:w="60"/>
+              <w:right w:type="dxa" w:w="100"/>
+            </w:tcMar>
+          </w:tcPr>
+          <w:p>
+            <w:pPr>
+              <w:jc w:val="center"/>
+            </w:pPr>
+            <w:r>
+              <w:rPr>
+                <w:b w:val="false"/>
+                <w:bCs w:val="false"/>
+                <w:sz w:val="18"/>
+                <w:szCs w:val="18"/>
+              </w:rPr>
+              <w:t xml:space="preserve">도서관</w:t>
+            </w:r>
+          </w:p>
+        </w:tc>
+        <w:tc>
+          <w:tcPr>
+            <w:tcW w:type="dxa" w:w="1300"/>
+            <w:tcMar>
+              <w:top w:type="dxa" w:w="60"/>
+              <w:left w:type="dxa" w:w="100"/>
+              <w:bottom w:type="dxa" w:w="60"/>
+              <w:right w:type="dxa" w:w="100"/>
+            </w:tcMar>
+          </w:tcPr>
+          <w:p>
+            <w:pPr>
+              <w:jc w:val="center"/>
+            </w:pPr>
+            <w:r>
+              <w:rPr>
+                <w:b w:val="false"/>
+                <w:bCs w:val="false"/>
+                <w:sz w:val="18"/>
+                <w:szCs w:val="18"/>
+              </w:rPr>
+              <w:t xml:space="preserve">2</w:t>
+            </w:r>
+          </w:p>
+        </w:tc>
+        <w:tc>
+          <w:tcPr>
+            <w:tcW w:type="dxa" w:w="2000"/>
+            <w:tcMar>
+              <w:top w:type="dxa" w:w="60"/>
+              <w:left w:type="dxa" w:w="100"/>
+              <w:bottom w:type="dxa" w:w="60"/>
+              <w:right w:type="dxa" w:w="100"/>
+            </w:tcMar>
+          </w:tcPr>
+          <w:p>
+            <w:pPr>
+              <w:jc w:val="center"/>
+            </w:pPr>
+            <w:r>
+              <w:rPr>
+                <w:b w:val="false"/>
+                <w:bCs w:val="false"/>
+                <w:sz w:val="18"/>
+                <w:szCs w:val="18"/>
+              </w:rPr>
+              <w:t xml:space="preserve">3,019 kWh</w:t>
+            </w:r>
+          </w:p>
+        </w:tc>
+        <w:tc>
+          <w:tcPr>
+            <w:tcW w:type="dxa" w:w="2000"/>
+            <w:tcMar>
+              <w:top w:type="dxa" w:w="60"/>
+              <w:left w:type="dxa" w:w="100"/>
+              <w:bottom w:type="dxa" w:w="60"/>
+              <w:right w:type="dxa" w:w="100"/>
+            </w:tcMar>
+          </w:tcPr>
+          <w:p>
+            <w:pPr>
+              <w:jc w:val="center"/>
+            </w:pPr>
+            <w:r>
+              <w:rPr>
+                <w:b w:val="false"/>
+                <w:bCs w:val="false"/>
+                <w:sz w:val="18"/>
+                <w:szCs w:val="18"/>
+              </w:rPr>
+              <w:t xml:space="preserve">3,220 kWh</w:t>
+            </w:r>
+          </w:p>
+        </w:tc>
+        <w:tc>
+          <w:tcPr>
+            <w:tcW w:type="dxa" w:w="1500"/>
+            <w:tcMar>
+              <w:top w:type="dxa" w:w="60"/>
+              <w:left w:type="dxa" w:w="100"/>
+              <w:bottom w:type="dxa" w:w="60"/>
+              <w:right w:type="dxa" w:w="100"/>
+            </w:tcMar>
+          </w:tcPr>
+          <w:p>
+            <w:pPr>
+              <w:jc w:val="center"/>
+            </w:pPr>
+            <w:r>
+              <w:rPr>
+                <w:b w:val="false"/>
+                <w:bCs w:val="false"/>
+                <w:sz w:val="18"/>
+                <w:szCs w:val="18"/>
+              </w:rPr>
+              <w:t xml:space="preserve">▼ 6.3%</w:t>
+            </w:r>
+          </w:p>
+        </w:tc>
+      </w:tr>
+      <w:tr>
+        <w:tc>
+          <w:tcPr>
+            <w:tcW w:type="dxa" w:w="2200"/>
+            <w:tcMar>
+              <w:top w:type="dxa" w:w="60"/>
+              <w:left w:type="dxa" w:w="100"/>
+              <w:bottom w:type="dxa" w:w="60"/>
+              <w:right w:type="dxa" w:w="100"/>
+            </w:tcMar>
+          </w:tcPr>
+          <w:p>
+            <w:pPr>
+              <w:jc w:val="center"/>
+            </w:pPr>
+            <w:r>
+              <w:rPr>
+                <w:b w:val="false"/>
+                <w:bCs w:val="false"/>
+                <w:sz w:val="18"/>
+                <w:szCs w:val="18"/>
+              </w:rPr>
+              <w:t xml:space="preserve">문화시설</w:t>
+            </w:r>
+          </w:p>
+        </w:tc>
+        <w:tc>
+          <w:tcPr>
+            <w:tcW w:type="dxa" w:w="1300"/>
+            <w:tcMar>
+              <w:top w:type="dxa" w:w="60"/>
+              <w:left w:type="dxa" w:w="100"/>
+              <w:bottom w:type="dxa" w:w="60"/>
+              <w:right w:type="dxa" w:w="100"/>
+            </w:tcMar>
+          </w:tcPr>
+          <w:p>
+            <w:pPr>
+              <w:jc w:val="center"/>
+            </w:pPr>
+            <w:r>
+              <w:rPr>
+                <w:b w:val="false"/>
+                <w:bCs w:val="false"/>
+                <w:sz w:val="18"/>
+                <w:szCs w:val="18"/>
+              </w:rPr>
+              <w:t xml:space="preserve">11</w:t>
+            </w:r>
+          </w:p>
+        </w:tc>
+        <w:tc>
+          <w:tcPr>
+            <w:tcW w:type="dxa" w:w="2000"/>
+            <w:tcMar>
+              <w:top w:type="dxa" w:w="60"/>
+              <w:left w:type="dxa" w:w="100"/>
+              <w:bottom w:type="dxa" w:w="60"/>
+              <w:right w:type="dxa" w:w="100"/>
+            </w:tcMar>
+          </w:tcPr>
+          <w:p>
+            <w:pPr>
+              <w:jc w:val="center"/>
+            </w:pPr>
+            <w:r>
+              <w:rPr>
+                <w:b w:val="false"/>
+                <w:bCs w:val="false"/>
+                <w:sz w:val="18"/>
+                <w:szCs w:val="18"/>
+              </w:rPr>
+              <w:t xml:space="preserve">5,219 kWh</w:t>
+            </w:r>
+          </w:p>
+        </w:tc>
+        <w:tc>
+          <w:tcPr>
+            <w:tcW w:type="dxa" w:w="2000"/>
+            <w:tcMar>
+              <w:top w:type="dxa" w:w="60"/>
+              <w:left w:type="dxa" w:w="100"/>
+              <w:bottom w:type="dxa" w:w="60"/>
+              <w:right w:type="dxa" w:w="100"/>
+            </w:tcMar>
+          </w:tcPr>
+          <w:p>
+            <w:pPr>
+              <w:jc w:val="center"/>
+            </w:pPr>
+            <w:r>
+              <w:rPr>
+                <w:b w:val="false"/>
+                <w:bCs w:val="false"/>
+                <w:sz w:val="18"/>
+                <w:szCs w:val="18"/>
+              </w:rPr>
+              <w:t xml:space="preserve">4,318 kWh</w:t>
+            </w:r>
+          </w:p>
+        </w:tc>
+        <w:tc>
+          <w:tcPr>
+            <w:tcW w:type="dxa" w:w="1500"/>
+            <w:tcMar>
+              <w:top w:type="dxa" w:w="60"/>
+              <w:left w:type="dxa" w:w="100"/>
+              <w:bottom w:type="dxa" w:w="60"/>
+              <w:right w:type="dxa" w:w="100"/>
+            </w:tcMar>
+          </w:tcPr>
+          <w:p>
+            <w:pPr>
+              <w:jc w:val="center"/>
+            </w:pPr>
+            <w:r>
+              <w:rPr>
+                <w:b w:val="false"/>
+                <w:bCs w:val="false"/>
+                <w:sz w:val="18"/>
+                <w:szCs w:val="18"/>
+              </w:rPr>
+              <w:t xml:space="preserve">▲ 20.9%</w:t>
+            </w:r>
+          </w:p>
+        </w:tc>
+      </w:tr>
+      <w:tr>
+        <w:tc>
+          <w:tcPr>
+            <w:tcW w:type="dxa" w:w="2200"/>
+            <w:tcMar>
+              <w:top w:type="dxa" w:w="60"/>
+              <w:left w:type="dxa" w:w="100"/>
+              <w:bottom w:type="dxa" w:w="60"/>
+              <w:right w:type="dxa" w:w="100"/>
+            </w:tcMar>
+          </w:tcPr>
+          <w:p>
+            <w:pPr>
+              <w:jc w:val="center"/>
+            </w:pPr>
+            <w:r>
+              <w:rPr>
+                <w:b w:val="false"/>
+                <w:bCs w:val="false"/>
+                <w:sz w:val="18"/>
+                <w:szCs w:val="18"/>
+              </w:rPr>
+              <w:t xml:space="preserve">보건소</w:t>
+            </w:r>
+          </w:p>
+        </w:tc>
+        <w:tc>
+          <w:tcPr>
+            <w:tcW w:type="dxa" w:w="1300"/>
+            <w:tcMar>
+              <w:top w:type="dxa" w:w="60"/>
+              <w:left w:type="dxa" w:w="100"/>
+              <w:bottom w:type="dxa" w:w="60"/>
+              <w:right w:type="dxa" w:w="100"/>
+            </w:tcMar>
+          </w:tcPr>
+          <w:p>
+            <w:pPr>
+              <w:jc w:val="center"/>
+            </w:pPr>
+            <w:r>
+              <w:rPr>
+                <w:b w:val="false"/>
+                <w:bCs w:val="false"/>
+                <w:sz w:val="18"/>
+                <w:szCs w:val="18"/>
+              </w:rPr>
+              <w:t xml:space="preserve">3</w:t>
+            </w:r>
+          </w:p>
+        </w:tc>
+        <w:tc>
+          <w:tcPr>
+            <w:tcW w:type="dxa" w:w="2000"/>
+            <w:tcMar>
+              <w:top w:type="dxa" w:w="60"/>
+              <w:left w:type="dxa" w:w="100"/>
+              <w:bottom w:type="dxa" w:w="60"/>
+              <w:right w:type="dxa" w:w="100"/>
+            </w:tcMar>
+          </w:tcPr>
+          <w:p>
+            <w:pPr>
+              <w:jc w:val="center"/>
+            </w:pPr>
+            <w:r>
+              <w:rPr>
+                <w:b w:val="false"/>
+                <w:bCs w:val="false"/>
+                <w:sz w:val="18"/>
+                <w:szCs w:val="18"/>
+              </w:rPr>
+              <w:t xml:space="preserve">2,094 kWh</w:t>
+            </w:r>
+          </w:p>
+        </w:tc>
+        <w:tc>
+          <w:tcPr>
+            <w:tcW w:type="dxa" w:w="2000"/>
+            <w:tcMar>
+              <w:top w:type="dxa" w:w="60"/>
+              <w:left w:type="dxa" w:w="100"/>
+              <w:bottom w:type="dxa" w:w="60"/>
+              <w:right w:type="dxa" w:w="100"/>
+            </w:tcMar>
+          </w:tcPr>
+          <w:p>
+            <w:pPr>
+              <w:jc w:val="center"/>
+            </w:pPr>
+            <w:r>
+              <w:rPr>
+                <w:b w:val="false"/>
+                <w:bCs w:val="false"/>
+                <w:sz w:val="18"/>
+                <w:szCs w:val="18"/>
+              </w:rPr>
+              <w:t xml:space="preserve">2,175 kWh</w:t>
+            </w:r>
+          </w:p>
+        </w:tc>
+        <w:tc>
+          <w:tcPr>
+            <w:tcW w:type="dxa" w:w="1500"/>
+            <w:tcMar>
+              <w:top w:type="dxa" w:w="60"/>
+              <w:left w:type="dxa" w:w="100"/>
+              <w:bottom w:type="dxa" w:w="60"/>
+              <w:right w:type="dxa" w:w="100"/>
+            </w:tcMar>
+          </w:tcPr>
+          <w:p>
+            <w:pPr>
+              <w:jc w:val="center"/>
+            </w:pPr>
+            <w:r>
+              <w:rPr>
+                <w:b w:val="false"/>
+                <w:bCs w:val="false"/>
+                <w:sz w:val="18"/>
+                <w:szCs w:val="18"/>
+              </w:rPr>
+              <w:t xml:space="preserve">▼ 3.7%</w:t>
+            </w:r>
+          </w:p>
+        </w:tc>
+      </w:tr>
+      <w:tr>
+        <w:tc>
+          <w:tcPr>
+            <w:tcW w:type="dxa" w:w="2200"/>
+            <w:tcMar>
+              <w:top w:type="dxa" w:w="60"/>
+              <w:left w:type="dxa" w:w="100"/>
+              <w:bottom w:type="dxa" w:w="60"/>
+              <w:right w:type="dxa" w:w="100"/>
+            </w:tcMar>
+          </w:tcPr>
+          <w:p>
+            <w:pPr>
+              <w:jc w:val="center"/>
+            </w:pPr>
+            <w:r>
+              <w:rPr>
+                <w:b w:val="false"/>
+                <w:bCs w:val="false"/>
+                <w:sz w:val="18"/>
+                <w:szCs w:val="18"/>
+              </w:rPr>
+              <w:t xml:space="preserve">복지시설</w:t>
+            </w:r>
+          </w:p>
+        </w:tc>
+        <w:tc>
+          <w:tcPr>
+            <w:tcW w:type="dxa" w:w="1300"/>
+            <w:tcMar>
+              <w:top w:type="dxa" w:w="60"/>
+              <w:left w:type="dxa" w:w="100"/>
+              <w:bottom w:type="dxa" w:w="60"/>
+              <w:right w:type="dxa" w:w="100"/>
+            </w:tcMar>
+          </w:tcPr>
+          <w:p>
+            <w:pPr>
+              <w:jc w:val="center"/>
+            </w:pPr>
+            <w:r>
+              <w:rPr>
+                <w:b w:val="false"/>
+                <w:bCs w:val="false"/>
+                <w:sz w:val="18"/>
+                <w:szCs w:val="18"/>
+              </w:rPr>
+              <w:t xml:space="preserve">3</w:t>
+            </w:r>
+          </w:p>
+        </w:tc>
+        <w:tc>
+          <w:tcPr>
+            <w:tcW w:type="dxa" w:w="2000"/>
+            <w:tcMar>
+              <w:top w:type="dxa" w:w="60"/>
+              <w:left w:type="dxa" w:w="100"/>
+              <w:bottom w:type="dxa" w:w="60"/>
+              <w:right w:type="dxa" w:w="100"/>
+            </w:tcMar>
+          </w:tcPr>
+          <w:p>
+            <w:pPr>
+              <w:jc w:val="center"/>
+            </w:pPr>
+            <w:r>
+              <w:rPr>
+                <w:b w:val="false"/>
+                <w:bCs w:val="false"/>
+                <w:sz w:val="18"/>
+                <w:szCs w:val="18"/>
+              </w:rPr>
+              <w:t xml:space="preserve">2,727 kWh</w:t>
+            </w:r>
+          </w:p>
+        </w:tc>
+        <w:tc>
+          <w:tcPr>
+            <w:tcW w:type="dxa" w:w="2000"/>
+            <w:tcMar>
+              <w:top w:type="dxa" w:w="60"/>
+              <w:left w:type="dxa" w:w="100"/>
+              <w:bottom w:type="dxa" w:w="60"/>
+              <w:right w:type="dxa" w:w="100"/>
+            </w:tcMar>
+          </w:tcPr>
+          <w:p>
+            <w:pPr>
+              <w:jc w:val="center"/>
+            </w:pPr>
+            <w:r>
+              <w:rPr>
+                <w:b w:val="false"/>
+                <w:bCs w:val="false"/>
+                <w:sz w:val="18"/>
+                <w:szCs w:val="18"/>
+              </w:rPr>
+              <w:t xml:space="preserve">3,036 kWh</w:t>
+            </w:r>
+          </w:p>
+        </w:tc>
+        <w:tc>
+          <w:tcPr>
+            <w:tcW w:type="dxa" w:w="1500"/>
+            <w:tcMar>
+              <w:top w:type="dxa" w:w="60"/>
+              <w:left w:type="dxa" w:w="100"/>
+              <w:bottom w:type="dxa" w:w="60"/>
+              <w:right w:type="dxa" w:w="100"/>
+            </w:tcMar>
+          </w:tcPr>
+          <w:p>
+            <w:pPr>
+              <w:jc w:val="center"/>
+            </w:pPr>
+            <w:r>
+              <w:rPr>
+                <w:b w:val="false"/>
+                <w:bCs w:val="false"/>
+                <w:sz w:val="18"/>
+                <w:szCs w:val="18"/>
+              </w:rPr>
+              <w:t xml:space="preserve">▼ 10.2%</w:t>
+            </w:r>
+          </w:p>
+        </w:tc>
+      </w:tr>
+      <w:tr>
+        <w:tc>
+          <w:tcPr>
+            <w:tcW w:type="dxa" w:w="2200"/>
+            <w:tcMar>
+              <w:top w:type="dxa" w:w="60"/>
+              <w:left w:type="dxa" w:w="100"/>
+              <w:bottom w:type="dxa" w:w="60"/>
+              <w:right w:type="dxa" w:w="100"/>
+            </w:tcMar>
+          </w:tcPr>
+          <w:p>
+            <w:pPr>
+              <w:jc w:val="center"/>
+            </w:pPr>
+            <w:r>
+              <w:rPr>
+                <w:b w:val="false"/>
+                <w:bCs w:val="false"/>
+                <w:sz w:val="18"/>
+                <w:szCs w:val="18"/>
+              </w:rPr>
+              <w:t xml:space="preserve">이지센터</w:t>
+            </w:r>
+          </w:p>
+        </w:tc>
+        <w:tc>
+          <w:tcPr>
+            <w:tcW w:type="dxa" w:w="1300"/>
+            <w:tcMar>
+              <w:top w:type="dxa" w:w="60"/>
+              <w:left w:type="dxa" w:w="100"/>
+              <w:bottom w:type="dxa" w:w="60"/>
+              <w:right w:type="dxa" w:w="100"/>
+            </w:tcMar>
+          </w:tcPr>
+          <w:p>
+            <w:pPr>
+              <w:jc w:val="center"/>
+            </w:pPr>
+            <w:r>
+              <w:rPr>
+                <w:b w:val="false"/>
+                <w:bCs w:val="false"/>
+                <w:sz w:val="18"/>
+                <w:szCs w:val="18"/>
+              </w:rPr>
+              <w:t xml:space="preserve">1</w:t>
+            </w:r>
+          </w:p>
+        </w:tc>
+        <w:tc>
+          <w:tcPr>
+            <w:tcW w:type="dxa" w:w="2000"/>
+            <w:tcMar>
+              <w:top w:type="dxa" w:w="60"/>
+              <w:left w:type="dxa" w:w="100"/>
+              <w:bottom w:type="dxa" w:w="60"/>
+              <w:right w:type="dxa" w:w="100"/>
+            </w:tcMar>
+          </w:tcPr>
+          <w:p>
+            <w:pPr>
+              <w:jc w:val="center"/>
+            </w:pPr>
+            <w:r>
+              <w:rPr>
+                <w:b w:val="false"/>
+                <w:bCs w:val="false"/>
+                <w:sz w:val="18"/>
+                <w:szCs w:val="18"/>
+              </w:rPr>
+              <w:t xml:space="preserve">17,995 kWh</w:t>
+            </w:r>
+          </w:p>
+        </w:tc>
+        <w:tc>
+          <w:tcPr>
+            <w:tcW w:type="dxa" w:w="2000"/>
+            <w:tcMar>
+              <w:top w:type="dxa" w:w="60"/>
+              <w:left w:type="dxa" w:w="100"/>
+              <w:bottom w:type="dxa" w:w="60"/>
+              <w:right w:type="dxa" w:w="100"/>
+            </w:tcMar>
+          </w:tcPr>
+          <w:p>
+            <w:pPr>
+              <w:jc w:val="center"/>
+            </w:pPr>
+            <w:r>
+              <w:rPr>
+                <w:b w:val="false"/>
+                <w:bCs w:val="false"/>
+                <w:sz w:val="18"/>
+                <w:szCs w:val="18"/>
+              </w:rPr>
+              <w:t xml:space="preserve">17,261 kWh</w:t>
+            </w:r>
+          </w:p>
+        </w:tc>
+        <w:tc>
+          <w:tcPr>
+            <w:tcW w:type="dxa" w:w="1500"/>
+            <w:tcMar>
+              <w:top w:type="dxa" w:w="60"/>
+              <w:left w:type="dxa" w:w="100"/>
+              <w:bottom w:type="dxa" w:w="60"/>
+              <w:right w:type="dxa" w:w="100"/>
+            </w:tcMar>
+          </w:tcPr>
+          <w:p>
+            <w:pPr>
+              <w:jc w:val="center"/>
+            </w:pPr>
+            <w:r>
+              <w:rPr>
+                <w:b w:val="false"/>
+                <w:bCs w:val="false"/>
+                <w:sz w:val="18"/>
+                <w:szCs w:val="18"/>
+              </w:rPr>
+              <w:t xml:space="preserve">▲ 4.3%</w:t>
+            </w:r>
+          </w:p>
+        </w:tc>
+      </w:tr>
+      <w:tr>
+        <w:tc>
+          <w:tcPr>
+            <w:tcW w:type="dxa" w:w="2200"/>
+            <w:tcMar>
+              <w:top w:type="dxa" w:w="60"/>
+              <w:left w:type="dxa" w:w="100"/>
+              <w:bottom w:type="dxa" w:w="60"/>
+              <w:right w:type="dxa" w:w="100"/>
+            </w:tcMar>
+          </w:tcPr>
+          <w:p>
+            <w:pPr>
+              <w:jc w:val="center"/>
+            </w:pPr>
+            <w:r>
+              <w:rPr>
+                <w:b w:val="false"/>
+                <w:bCs w:val="false"/>
+                <w:sz w:val="18"/>
+                <w:szCs w:val="18"/>
+              </w:rPr>
+              <w:t xml:space="preserve">청사</w:t>
+            </w:r>
+          </w:p>
+        </w:tc>
+        <w:tc>
+          <w:tcPr>
+            <w:tcW w:type="dxa" w:w="1300"/>
+            <w:tcMar>
+              <w:top w:type="dxa" w:w="60"/>
+              <w:left w:type="dxa" w:w="100"/>
+              <w:bottom w:type="dxa" w:w="60"/>
+              <w:right w:type="dxa" w:w="100"/>
+            </w:tcMar>
+          </w:tcPr>
+          <w:p>
+            <w:pPr>
+              <w:jc w:val="center"/>
+            </w:pPr>
+            <w:r>
+              <w:rPr>
+                <w:b w:val="false"/>
+                <w:bCs w:val="false"/>
+                <w:sz w:val="18"/>
+                <w:szCs w:val="18"/>
+              </w:rPr>
+              <w:t xml:space="preserve">16</w:t>
+            </w:r>
+          </w:p>
+        </w:tc>
+        <w:tc>
+          <w:tcPr>
+            <w:tcW w:type="dxa" w:w="2000"/>
+            <w:tcMar>
+              <w:top w:type="dxa" w:w="60"/>
+              <w:left w:type="dxa" w:w="100"/>
+              <w:bottom w:type="dxa" w:w="60"/>
+              <w:right w:type="dxa" w:w="100"/>
+            </w:tcMar>
+          </w:tcPr>
+          <w:p>
+            <w:pPr>
+              <w:jc w:val="center"/>
+            </w:pPr>
+            <w:r>
+              <w:rPr>
+                <w:b w:val="false"/>
+                <w:bCs w:val="false"/>
+                <w:sz w:val="18"/>
+                <w:szCs w:val="18"/>
+              </w:rPr>
+              <w:t xml:space="preserve">1,694 kWh</w:t>
+            </w:r>
+          </w:p>
+        </w:tc>
+        <w:tc>
+          <w:tcPr>
+            <w:tcW w:type="dxa" w:w="2000"/>
+            <w:tcMar>
+              <w:top w:type="dxa" w:w="60"/>
+              <w:left w:type="dxa" w:w="100"/>
+              <w:bottom w:type="dxa" w:w="60"/>
+              <w:right w:type="dxa" w:w="100"/>
+            </w:tcMar>
+          </w:tcPr>
+          <w:p>
+            <w:pPr>
+              <w:jc w:val="center"/>
+            </w:pPr>
+            <w:r>
+              <w:rPr>
+                <w:b w:val="false"/>
+                <w:bCs w:val="false"/>
+                <w:sz w:val="18"/>
+                <w:szCs w:val="18"/>
+              </w:rPr>
+              <w:t xml:space="preserve">1,647 kWh</w:t>
+            </w:r>
+          </w:p>
+        </w:tc>
+        <w:tc>
+          <w:tcPr>
+            <w:tcW w:type="dxa" w:w="1500"/>
+            <w:tcMar>
+              <w:top w:type="dxa" w:w="60"/>
+              <w:left w:type="dxa" w:w="100"/>
+              <w:bottom w:type="dxa" w:w="60"/>
+              <w:right w:type="dxa" w:w="100"/>
+            </w:tcMar>
+          </w:tcPr>
+          <w:p>
+            <w:pPr>
+              <w:jc w:val="center"/>
+            </w:pPr>
+            <w:r>
+              <w:rPr>
+                <w:b w:val="false"/>
+                <w:bCs w:val="false"/>
+                <w:sz w:val="18"/>
+                <w:szCs w:val="18"/>
+              </w:rPr>
+              <w:t xml:space="preserve">▲ 2.9%</w:t>
+            </w:r>
+          </w:p>
+        </w:tc>
+      </w:tr>
+      <w:tr>
+        <w:tc>
+          <w:tcPr>
+            <w:tcW w:type="dxa" w:w="2200"/>
+            <w:tcMar>
+              <w:top w:type="dxa" w:w="60"/>
+              <w:left w:type="dxa" w:w="100"/>
+              <w:bottom w:type="dxa" w:w="60"/>
+              <w:right w:type="dxa" w:w="100"/>
+            </w:tcMar>
+          </w:tcPr>
+          <w:p>
+            <w:pPr>
+              <w:jc w:val="center"/>
+            </w:pPr>
+            <w:r>
+              <w:rPr>
+                <w:b w:val="false"/>
+                <w:bCs w:val="false"/>
+                <w:sz w:val="18"/>
+                <w:szCs w:val="18"/>
+              </w:rPr>
+              <w:t xml:space="preserve">체육시설</w:t>
+            </w:r>
+          </w:p>
+        </w:tc>
+        <w:tc>
+          <w:tcPr>
+            <w:tcW w:type="dxa" w:w="1300"/>
+            <w:tcMar>
+              <w:top w:type="dxa" w:w="60"/>
+              <w:left w:type="dxa" w:w="100"/>
+              <w:bottom w:type="dxa" w:w="60"/>
+              <w:right w:type="dxa" w:w="100"/>
+            </w:tcMar>
+          </w:tcPr>
+          <w:p>
+            <w:pPr>
+              <w:jc w:val="center"/>
+            </w:pPr>
+            <w:r>
+              <w:rPr>
+                <w:b w:val="false"/>
+                <w:bCs w:val="false"/>
+                <w:sz w:val="18"/>
+                <w:szCs w:val="18"/>
+              </w:rPr>
+              <w:t xml:space="preserve">2</w:t>
+            </w:r>
+          </w:p>
+        </w:tc>
+        <w:tc>
+          <w:tcPr>
+            <w:tcW w:type="dxa" w:w="2000"/>
+            <w:tcMar>
+              <w:top w:type="dxa" w:w="60"/>
+              <w:left w:type="dxa" w:w="100"/>
+              <w:bottom w:type="dxa" w:w="60"/>
+              <w:right w:type="dxa" w:w="100"/>
+            </w:tcMar>
+          </w:tcPr>
+          <w:p>
+            <w:pPr>
+              <w:jc w:val="center"/>
+            </w:pPr>
+            <w:r>
+              <w:rPr>
+                <w:b w:val="false"/>
+                <w:bCs w:val="false"/>
+                <w:sz w:val="18"/>
+                <w:szCs w:val="18"/>
+              </w:rPr>
+              <w:t xml:space="preserve">11,549 kWh</w:t>
+            </w:r>
+          </w:p>
+        </w:tc>
+        <w:tc>
+          <w:tcPr>
+            <w:tcW w:type="dxa" w:w="2000"/>
+            <w:tcMar>
+              <w:top w:type="dxa" w:w="60"/>
+              <w:left w:type="dxa" w:w="100"/>
+              <w:bottom w:type="dxa" w:w="60"/>
+              <w:right w:type="dxa" w:w="100"/>
+            </w:tcMar>
+          </w:tcPr>
+          <w:p>
+            <w:pPr>
+              <w:jc w:val="center"/>
+            </w:pPr>
+            <w:r>
+              <w:rPr>
+                <w:b w:val="false"/>
+                <w:bCs w:val="false"/>
+                <w:sz w:val="18"/>
+                <w:szCs w:val="18"/>
+              </w:rPr>
+              <w:t xml:space="preserve">14,537 kWh</w:t>
+            </w:r>
+          </w:p>
+        </w:tc>
+        <w:tc>
+          <w:tcPr>
+            <w:tcW w:type="dxa" w:w="1500"/>
+            <w:tcMar>
+              <w:top w:type="dxa" w:w="60"/>
+              <w:left w:type="dxa" w:w="100"/>
+              <w:bottom w:type="dxa" w:w="60"/>
+              <w:right w:type="dxa" w:w="100"/>
+            </w:tcMar>
+          </w:tcPr>
+          <w:p>
+            <w:pPr>
+              <w:jc w:val="center"/>
+            </w:pPr>
+            <w:r>
+              <w:rPr>
+                <w:b w:val="false"/>
+                <w:bCs w:val="false"/>
+                <w:sz w:val="18"/>
+                <w:szCs w:val="18"/>
+              </w:rPr>
+              <w:t xml:space="preserve">▼ 20.6%</w:t>
+            </w:r>
+          </w:p>
+        </w:tc>
+      </w:tr>
+      <w:tr>
+        <w:tc>
+          <w:tcPr>
+            <w:tcW w:type="dxa" w:w="2200"/>
+            <w:tcMar>
+              <w:top w:type="dxa" w:w="60"/>
+              <w:left w:type="dxa" w:w="100"/>
+              <w:bottom w:type="dxa" w:w="60"/>
+              <w:right w:type="dxa" w:w="100"/>
+            </w:tcMar>
+          </w:tcPr>
+          <w:p>
+            <w:pPr>
+              <w:jc w:val="center"/>
+            </w:pPr>
+            <w:r>
+              <w:rPr>
+                <w:b w:val="false"/>
+                <w:bCs w:val="false"/>
+                <w:sz w:val="18"/>
+                <w:szCs w:val="18"/>
+              </w:rPr>
+              <w:t xml:space="preserve">커뮤니티시설</w:t>
+            </w:r>
+          </w:p>
+        </w:tc>
+        <w:tc>
+          <w:tcPr>
+            <w:tcW w:type="dxa" w:w="1300"/>
+            <w:tcMar>
+              <w:top w:type="dxa" w:w="60"/>
+              <w:left w:type="dxa" w:w="100"/>
+              <w:bottom w:type="dxa" w:w="60"/>
+              <w:right w:type="dxa" w:w="100"/>
+            </w:tcMar>
+          </w:tcPr>
+          <w:p>
+            <w:pPr>
+              <w:jc w:val="center"/>
+            </w:pPr>
+            <w:r>
+              <w:rPr>
+                <w:b w:val="false"/>
+                <w:bCs w:val="false"/>
+                <w:sz w:val="18"/>
+                <w:szCs w:val="18"/>
+              </w:rPr>
+              <w:t xml:space="preserve">14</w:t>
+            </w:r>
+          </w:p>
+        </w:tc>
+        <w:tc>
+          <w:tcPr>
+            <w:tcW w:type="dxa" w:w="2000"/>
+            <w:tcMar>
+              <w:top w:type="dxa" w:w="60"/>
+              <w:left w:type="dxa" w:w="100"/>
+              <w:bottom w:type="dxa" w:w="60"/>
+              <w:right w:type="dxa" w:w="100"/>
+            </w:tcMar>
+          </w:tcPr>
+          <w:p>
+            <w:pPr>
+              <w:jc w:val="center"/>
+            </w:pPr>
+            <w:r>
+              <w:rPr>
+                <w:b w:val="false"/>
+                <w:bCs w:val="false"/>
+                <w:sz w:val="18"/>
+                <w:szCs w:val="18"/>
+              </w:rPr>
+              <w:t xml:space="preserve">899 kWh</w:t>
+            </w:r>
+          </w:p>
+        </w:tc>
+        <w:tc>
+          <w:tcPr>
+            <w:tcW w:type="dxa" w:w="2000"/>
+            <w:tcMar>
+              <w:top w:type="dxa" w:w="60"/>
+              <w:left w:type="dxa" w:w="100"/>
+              <w:bottom w:type="dxa" w:w="60"/>
+              <w:right w:type="dxa" w:w="100"/>
+            </w:tcMar>
+          </w:tcPr>
+          <w:p>
+            <w:pPr>
+              <w:jc w:val="center"/>
+            </w:pPr>
+            <w:r>
+              <w:rPr>
+                <w:b w:val="false"/>
+                <w:bCs w:val="false"/>
+                <w:sz w:val="18"/>
+                <w:szCs w:val="18"/>
+              </w:rPr>
+              <w:t xml:space="preserve">1,059 kWh</w:t>
+            </w:r>
+          </w:p>
+        </w:tc>
+        <w:tc>
+          <w:tcPr>
+            <w:tcW w:type="dxa" w:w="1500"/>
+            <w:tcMar>
+              <w:top w:type="dxa" w:w="60"/>
+              <w:left w:type="dxa" w:w="100"/>
+              <w:bottom w:type="dxa" w:w="60"/>
+              <w:right w:type="dxa" w:w="100"/>
+            </w:tcMar>
+          </w:tcPr>
+          <w:p>
+            <w:pPr>
+              <w:jc w:val="center"/>
+            </w:pPr>
+            <w:r>
+              <w:rPr>
+                <w:b w:val="false"/>
+                <w:bCs w:val="false"/>
+                <w:sz w:val="18"/>
+                <w:szCs w:val="18"/>
+              </w:rPr>
+              <w:t xml:space="preserve">▼ 15.1%</w:t>
+            </w:r>
+          </w:p>
+        </w:tc>
+      </w:tr>
+    </w:tbl>
+    <w:p>
+      <w:pPr>
+        <w:pStyle w:val="Heading1"/>
+        <w:spacing w:after="120" w:before="300"/>
+      </w:pPr>
+      <w:r>
+        <w:rPr>
+          <w:b/>
+          <w:bCs/>
+          <w:color w:val="1F3864"/>
+          <w:sz w:val="24"/>
+          <w:szCs w:val="24"/>
+        </w:rPr>
+        <w:t xml:space="preserve">8. 유의사항</w:t>
       </w:r>
     </w:p>
     <w:p>
